--- a/Пояснительная записка.docx
+++ b/Пояснительная записка.docx
@@ -8,12 +8,10 @@
       </w:pPr>
       <w:r>
         <w:rPr>
-          <w:b/>
-          <w:sz w:val="32"/>
+          <w:b w:val="0"/>
+          <w:i w:val="0"/>
         </w:rPr>
-        <w:t>ПОЯСНИТЕЛЬНАЯ ЗАПИСКА</w:t>
-        <w:br/>
-        <w:t>к курсовой работе</w:t>
+        <w:t>МИНИСТЕРСТВО ОБРАЗОВАНИЯ И НАУКИ</w:t>
       </w:r>
     </w:p>
     <w:p>
@@ -22,9 +20,219 @@
       </w:pPr>
       <w:r>
         <w:rPr>
-          <w:i/>
+          <w:b w:val="0"/>
+          <w:i w:val="0"/>
         </w:rPr>
-        <w:t>Тема: автоматизация учёта поставщиков автомобилей, моделей, клиентов, покупок и прейскуранта цен</w:t>
+        <w:t>(название учебного заведения)</w:t>
+      </w:r>
+    </w:p>
+    <w:p/>
+    <w:p/>
+    <w:p/>
+    <w:p>
+      <w:pPr>
+        <w:jc w:val="center"/>
+      </w:pPr>
+      <w:r>
+        <w:rPr>
+          <w:b/>
+          <w:i w:val="0"/>
+          <w:sz w:val="36"/>
+        </w:rPr>
+        <w:t>Курсовая работа</w:t>
+      </w:r>
+    </w:p>
+    <w:p/>
+    <w:p>
+      <w:pPr>
+        <w:jc w:val="center"/>
+      </w:pPr>
+      <w:r>
+        <w:rPr>
+          <w:b w:val="0"/>
+          <w:i w:val="0"/>
+        </w:rPr>
+        <w:t>На тему: «База данных учёта поставщиков автомобилей»</w:t>
+      </w:r>
+    </w:p>
+    <w:p>
+      <w:pPr>
+        <w:jc w:val="center"/>
+      </w:pPr>
+      <w:r>
+        <w:rPr>
+          <w:b w:val="0"/>
+          <w:i w:val="0"/>
+        </w:rPr>
+        <w:t>По предмету: МДК 01.01 «Разработка программных модулей»</w:t>
+      </w:r>
+    </w:p>
+    <w:p/>
+    <w:p/>
+    <w:p/>
+    <w:p>
+      <w:r>
+        <w:rPr>
+          <w:b w:val="0"/>
+        </w:rPr>
+        <w:t>Выполнил студент</w:t>
+      </w:r>
+    </w:p>
+    <w:p>
+      <w:r>
+        <w:rPr>
+          <w:b w:val="0"/>
+        </w:rPr>
+        <w:t>Группы ______________</w:t>
+      </w:r>
+    </w:p>
+    <w:p>
+      <w:r>
+        <w:rPr>
+          <w:b w:val="0"/>
+        </w:rPr>
+        <w:t>____________________________ (Ф. И. О.)</w:t>
+      </w:r>
+    </w:p>
+    <w:p/>
+    <w:p>
+      <w:r>
+        <w:rPr>
+          <w:b w:val="0"/>
+        </w:rPr>
+        <w:t>Проверил:</w:t>
+      </w:r>
+    </w:p>
+    <w:p>
+      <w:r>
+        <w:rPr>
+          <w:b w:val="0"/>
+        </w:rPr>
+        <w:t>____________________________ (Ф. И. О.)</w:t>
+      </w:r>
+    </w:p>
+    <w:p>
+      <w:r>
+        <w:rPr>
+          <w:b w:val="0"/>
+        </w:rPr>
+        <w:t>Оценка:</w:t>
+      </w:r>
+    </w:p>
+    <w:p>
+      <w:r>
+        <w:rPr>
+          <w:b w:val="0"/>
+        </w:rPr>
+        <w:t>______________________________</w:t>
+      </w:r>
+    </w:p>
+    <w:p/>
+    <w:p/>
+    <w:p>
+      <w:pPr>
+        <w:jc w:val="center"/>
+      </w:pPr>
+      <w:r>
+        <w:rPr>
+          <w:b w:val="0"/>
+          <w:i w:val="0"/>
+        </w:rPr>
+        <w:t>Калининград</w:t>
+      </w:r>
+    </w:p>
+    <w:p>
+      <w:pPr>
+        <w:jc w:val="center"/>
+      </w:pPr>
+      <w:r>
+        <w:rPr>
+          <w:b w:val="0"/>
+          <w:i w:val="0"/>
+        </w:rPr>
+        <w:t>2026</w:t>
+      </w:r>
+    </w:p>
+    <w:p>
+      <w:r>
+        <w:br w:type="page"/>
+      </w:r>
+    </w:p>
+    <w:p>
+      <w:pPr>
+        <w:pStyle w:val="Heading1"/>
+      </w:pPr>
+      <w:r>
+        <w:rPr>
+          <w:color w:val="000000"/>
+        </w:rPr>
+        <w:t>Задание</w:t>
+      </w:r>
+    </w:p>
+    <w:p>
+      <w:pPr>
+        <w:ind w:firstLine="709"/>
+        <w:jc w:val="both"/>
+      </w:pPr>
+      <w:r>
+        <w:t>Требуется разработать и реализовать базу данных для учёта поставщиков автомобилей, моделей, клиентов, покупок и прейскуранта цен. Прейскурант цен должен содержать (из них: цена, предпродажная подготовка, транспортные издержки). Должна быть предусмотрена возможность импорта и экспорта данных (Excel, CSV, JSON, XML), построения интерактивных графиков и формирования аналитических отчётов по поставщикам, моделям, клиентам и ценовым показателям.</w:t>
+      </w:r>
+    </w:p>
+    <w:p>
+      <w:pPr>
+        <w:ind w:firstLine="709"/>
+        <w:jc w:val="both"/>
+      </w:pPr>
+      <w:r>
+        <w:t>Целью курсовой работы является разработка и реализация базы данных учёта поставщиков автомобилей с использованием SQLite и создание приложения на кроссплатформенном фреймворке Avalonia UI по паттерну MVVM.</w:t>
+      </w:r>
+    </w:p>
+    <w:p>
+      <w:r>
+        <w:br w:type="page"/>
+      </w:r>
+    </w:p>
+    <w:p>
+      <w:pPr>
+        <w:pStyle w:val="Heading1"/>
+      </w:pPr>
+      <w:r>
+        <w:rPr>
+          <w:color w:val="000000"/>
+        </w:rPr>
+        <w:t>Введение</w:t>
+      </w:r>
+    </w:p>
+    <w:p>
+      <w:pPr>
+        <w:ind w:firstLine="709"/>
+        <w:jc w:val="both"/>
+      </w:pPr>
+      <w:r>
+        <w:t>В условиях развития цифровых технологий торговые предприятия автомобильной отрасли нуждаются в программных средствах, позволяющих оперативно вести учёт поставщиков, модельного ряда, клиентов и продаж. Ручные методы учёта не позволяют быстро получать актуальную информацию о ценовых показателях и объёмах продаж и затрудняют подготовку аналитических отчётов.</w:t>
+      </w:r>
+    </w:p>
+    <w:p>
+      <w:pPr>
+        <w:ind w:firstLine="709"/>
+        <w:jc w:val="both"/>
+      </w:pPr>
+      <w:r>
+        <w:t>Разработка специализированного программного обеспечения для автоматизации учёта поставщиков автомобилей позволяет решить эти проблемы: вести единый справочник поставщиков и моделей, оформлять продажи в пару кликов, моментально формировать отчёты и графики, а также обмениваться данными в распространённых форматах.</w:t>
+      </w:r>
+    </w:p>
+    <w:p>
+      <w:pPr>
+        <w:ind w:firstLine="709"/>
+        <w:jc w:val="both"/>
+      </w:pPr>
+      <w:r>
+        <w:t>Разрабатываемая система предназначена для сотрудников отдела продаж и руководства автодилерского предприятия и призвана стать эффективным инструментом поддержки принятия решений.</w:t>
+      </w:r>
+    </w:p>
+    <w:p>
+      <w:r>
+        <w:br w:type="page"/>
       </w:r>
     </w:p>
     <w:p/>
@@ -36,29 +244,65 @@
         <w:rPr>
           <w:color w:val="000000"/>
         </w:rPr>
-        <w:t>1. Цель и задачи работы</w:t>
+        <w:t>1. Описание программного продукта</w:t>
       </w:r>
     </w:p>
     <w:p>
       <w:pPr>
-        <w:jc w:val="both"/>
+        <w:pStyle w:val="Heading2"/>
       </w:pPr>
       <w:r>
         <w:rPr>
-          <w:b w:val="0"/>
+          <w:color w:val="000000"/>
         </w:rPr>
-        <w:t>Цель курсовой работы — разработка приложения для автоматизации учёта поставщиков автомобилей, моделей, клиентов, покупок (продаж) и прейскуранта цен, включающего базовую цену, стоимость предпродажной подготовки и транспортные издержки.</w:t>
+        <w:t>1.1 Общие сведения о программном продукте</w:t>
       </w:r>
     </w:p>
     <w:p>
       <w:pPr>
+        <w:ind w:firstLine="709"/>
         <w:jc w:val="both"/>
       </w:pPr>
       <w:r>
+        <w:t>Разработанный программный продукт представляет собой информационную систему для автоматизации учёта поставщиков автомобилей. Приложение выполнено как настольная программа с графическим интерфейсом и локальной базой данных SQLite и не требует настройки серверной инфраструктуры.</w:t>
+      </w:r>
+    </w:p>
+    <w:p>
+      <w:pPr>
+        <w:ind w:firstLine="709"/>
+        <w:jc w:val="both"/>
+      </w:pPr>
+      <w:r>
+        <w:t>Предметная область включает полный цикл учёта: от ведения справочников поставщиков, моделей и клиентов до оформления продаж и ценообразования (прейскурант цен с разделением на цену, предпродажную подготовку и транспортные издержки).</w:t>
+      </w:r>
+    </w:p>
+    <w:p>
+      <w:pPr>
+        <w:pStyle w:val="Heading2"/>
+      </w:pPr>
+      <w:r>
         <w:rPr>
-          <w:b w:val="0"/>
+          <w:color w:val="000000"/>
         </w:rPr>
-        <w:t>В рамках работы решены следующие задачи:</w:t>
+        <w:t>1.2 Функциональное назначение программного продукта</w:t>
+      </w:r>
+    </w:p>
+    <w:p>
+      <w:pPr>
+        <w:ind w:firstLine="709"/>
+        <w:jc w:val="both"/>
+      </w:pPr>
+      <w:r>
+        <w:t>Программный продукт предназначен для сотрудников, ответственных за учёт поставщиков и продажи автомобилей. Основное применение системы заключается в замене ручных методов учёта на автоматизированное решение.</w:t>
+      </w:r>
+    </w:p>
+    <w:p>
+      <w:pPr>
+        <w:ind w:firstLine="709"/>
+        <w:jc w:val="both"/>
+      </w:pPr>
+      <w:r>
+        <w:t>Функциональные возможности системы:</w:t>
       </w:r>
     </w:p>
     <w:p>
@@ -66,7 +310,7 @@
         <w:pStyle w:val="ListBullet"/>
       </w:pPr>
       <w:r>
-        <w:t>проектирование и реализация реляционной базы данных по ER-модели (поставщики, модели, клиенты, прейскурант, заказы, предложения);</w:t>
+        <w:t>ведение справочников поставщиков, моделей, клиентов и прейскуранта цен;</w:t>
       </w:r>
     </w:p>
     <w:p>
@@ -74,7 +318,7 @@
         <w:pStyle w:val="ListBullet"/>
       </w:pPr>
       <w:r>
-        <w:t>реализация графического интерфейса для ведения справочников и оформления продаж;</w:t>
+        <w:t>оформление продаж с автоматической генерацией номера договора и расчётом полной стоимости;</w:t>
       </w:r>
     </w:p>
     <w:p>
@@ -82,7 +326,7 @@
         <w:pStyle w:val="ListBullet"/>
       </w:pPr>
       <w:r>
-        <w:t>формирование аналитических отчётов по поставщикам, моделям, клиентам и ценовым показателям;</w:t>
+        <w:t>формирование пяти аналитических отчётов (по поставщикам, моделям, клиентам, непроданным моделям, доходности);</w:t>
       </w:r>
     </w:p>
     <w:p>
@@ -90,7 +334,7 @@
         <w:pStyle w:val="ListBullet"/>
       </w:pPr>
       <w:r>
-        <w:t>построение интерактивных графиков (столбчатые, круговые, линейные диаграммы, гистограмма цен);</w:t>
+        <w:t>построение интерактивных графиков (продажи по моделям, доля поставщиков, динамика продаж, гистограмма цен) с сохранением в PNG;</w:t>
       </w:r>
     </w:p>
     <w:p>
@@ -98,15 +342,41 @@
         <w:pStyle w:val="ListBullet"/>
       </w:pPr>
       <w:r>
-        <w:t>импорт данных из файлов CSV, JSON, XML и Excel;</w:t>
+        <w:t>импорт и экспорт данных в форматах CSV, JSON, XML, Excel и PDF.</w:t>
       </w:r>
     </w:p>
     <w:p>
       <w:pPr>
-        <w:pStyle w:val="ListBullet"/>
+        <w:pStyle w:val="Heading2"/>
       </w:pPr>
       <w:r>
-        <w:t>экспорт данных и отчётов в форматы CSV, JSON, XML, Excel и PDF (включая диаграммы).</w:t>
+        <w:rPr>
+          <w:color w:val="000000"/>
+        </w:rPr>
+        <w:t>1.3 Средства проектирования и разработки</w:t>
+      </w:r>
+    </w:p>
+    <w:p>
+      <w:pPr>
+        <w:ind w:firstLine="709"/>
+        <w:jc w:val="both"/>
+      </w:pPr>
+      <w:r>
+        <w:t>Разработка выполнялась на платформе .NET 10 на языке C#. В качестве среды разработки использовалась Visual Studio. Пользовательский интерфейс реализован на кроссплатформенном фреймворке Avalonia UI 12, что обеспечивает работу приложения в Windows, Linux и macOS.</w:t>
+      </w:r>
+    </w:p>
+    <w:p>
+      <w:pPr>
+        <w:ind w:firstLine="709"/>
+        <w:jc w:val="both"/>
+      </w:pPr>
+      <w:r>
+        <w:t>Архитектура системы построена по паттерну MVVM с использованием библиотеки CommunityToolkit.Mvvm. Для доступа к данным применяется встроенная СУБД SQLite в связке с Dapper (параметризованные SQL-запросы). Графики строятся библиотекой LiveChartsCore, экспорт в Excel — EPPlus, экспорт в PDF — iTextSharp, обмен JSON — Newtonsoft.Json.</w:t>
+      </w:r>
+    </w:p>
+    <w:p>
+      <w:r>
+        <w:br w:type="page"/>
       </w:r>
     </w:p>
     <w:p>
@@ -117,18 +387,44 @@
         <w:rPr>
           <w:color w:val="000000"/>
         </w:rPr>
-        <w:t>2. Используемые технологии</w:t>
+        <w:t>2. Разработка программного продукта</w:t>
       </w:r>
     </w:p>
     <w:p>
       <w:pPr>
+        <w:pStyle w:val="Heading2"/>
+      </w:pPr>
+      <w:r>
+        <w:rPr>
+          <w:color w:val="000000"/>
+        </w:rPr>
+        <w:t>2.1 Разработка базы данных</w:t>
+      </w:r>
+    </w:p>
+    <w:p>
+      <w:pPr>
+        <w:ind w:firstLine="709"/>
         <w:jc w:val="both"/>
       </w:pPr>
       <w:r>
-        <w:rPr>
-          <w:b w:val="0"/>
-        </w:rPr>
-        <w:t>Приложение разработано на платформе .NET 10 (язык C#) с применением следующих средств:</w:t>
+        <w:t>На рисунке 2.1 «Схема базы данных» визуально представлены все таблицы, поля и связи между ними.</w:t>
+      </w:r>
+    </w:p>
+    <w:p>
+      <w:pPr>
+        <w:jc w:val="center"/>
+      </w:pPr>
+      <w:r>
+        <w:t>Рис. 2.1. «Схема базы данных»</w:t>
+      </w:r>
+    </w:p>
+    <w:p>
+      <w:pPr>
+        <w:ind w:firstLine="709"/>
+        <w:jc w:val="both"/>
+      </w:pPr>
+      <w:r>
+        <w:t>Producer – хранит данные о поставщиках:</w:t>
       </w:r>
     </w:p>
     <w:p>
@@ -136,7 +432,7 @@
         <w:pStyle w:val="ListBullet"/>
       </w:pPr>
       <w:r>
-        <w:t>Avalonia UI 12 — кроссплатформенный фреймворк графического интерфейса (Windows, Linux, macOS);</w:t>
+        <w:t>producer_id – первичный ключ, тип данных integer;</w:t>
       </w:r>
     </w:p>
     <w:p>
@@ -144,7 +440,7 @@
         <w:pStyle w:val="ListBullet"/>
       </w:pPr>
       <w:r>
-        <w:t>CommunityToolkit.Mvvm — средства реализации паттерна MVVM (привязки, команды);</w:t>
+        <w:t>company_code – код компании, тип данных string;</w:t>
       </w:r>
     </w:p>
     <w:p>
@@ -152,7 +448,7 @@
         <w:pStyle w:val="ListBullet"/>
       </w:pPr>
       <w:r>
-        <w:t>SQLite в связке с Dapper и Microsoft.Data.Sqlite — встроенная СУБД и лёгкий объектно-реляционный доступ к данным;</w:t>
+        <w:t>company_name – название компании, тип данных string;</w:t>
       </w:r>
     </w:p>
     <w:p>
@@ -160,7 +456,7 @@
         <w:pStyle w:val="ListBullet"/>
       </w:pPr>
       <w:r>
-        <w:t>LiveChartsCore (SkiaSharpView) — построение интерактивных графиков и их экспорт в PNG;</w:t>
+        <w:t>phone – телефон, тип данных string;</w:t>
       </w:r>
     </w:p>
     <w:p>
@@ -168,7 +464,7 @@
         <w:pStyle w:val="ListBullet"/>
       </w:pPr>
       <w:r>
-        <w:t>EPPlus — экспорт в Excel;</w:t>
+        <w:t>email – электронная почта, тип данных string;</w:t>
       </w:r>
     </w:p>
     <w:p>
@@ -176,7 +472,16 @@
         <w:pStyle w:val="ListBullet"/>
       </w:pPr>
       <w:r>
-        <w:t>iTextSharp (LGPL) — формирование PDF-отчётов с кириллическими шрифтами и встроенными диаграммами;</w:t>
+        <w:t>website – сайт, тип данных string.</w:t>
+      </w:r>
+    </w:p>
+    <w:p>
+      <w:pPr>
+        <w:ind w:firstLine="709"/>
+        <w:jc w:val="both"/>
+      </w:pPr>
+      <w:r>
+        <w:t>Model – хранит данные о моделях автомобилей:</w:t>
       </w:r>
     </w:p>
     <w:p>
@@ -184,7 +489,321 @@
         <w:pStyle w:val="ListBullet"/>
       </w:pPr>
       <w:r>
-        <w:t>Newtonsoft.Json и стандартные сериализаторы — обмен данными в форматах JSON, XML и CSV.</w:t>
+        <w:t>model_id – первичный ключ, тип данных integer;</w:t>
+      </w:r>
+    </w:p>
+    <w:p>
+      <w:pPr>
+        <w:pStyle w:val="ListBullet"/>
+      </w:pPr>
+      <w:r>
+        <w:t>model_code – код модели, тип данных string;</w:t>
+      </w:r>
+    </w:p>
+    <w:p>
+      <w:pPr>
+        <w:pStyle w:val="ListBullet"/>
+      </w:pPr>
+      <w:r>
+        <w:t>model_name – название модели, тип данных string;</w:t>
+      </w:r>
+    </w:p>
+    <w:p>
+      <w:pPr>
+        <w:pStyle w:val="ListBullet"/>
+      </w:pPr>
+      <w:r>
+        <w:t>color – цвет, тип данных string;</w:t>
+      </w:r>
+    </w:p>
+    <w:p>
+      <w:pPr>
+        <w:pStyle w:val="ListBullet"/>
+      </w:pPr>
+      <w:r>
+        <w:t>upholstery – обивка, тип данных string;</w:t>
+      </w:r>
+    </w:p>
+    <w:p>
+      <w:pPr>
+        <w:pStyle w:val="ListBullet"/>
+      </w:pPr>
+      <w:r>
+        <w:t>motor_power – мощность двигателя, тип данных string;</w:t>
+      </w:r>
+    </w:p>
+    <w:p>
+      <w:pPr>
+        <w:pStyle w:val="ListBullet"/>
+      </w:pPr>
+      <w:r>
+        <w:t>door_count – число дверей, тип данных integer;</w:t>
+      </w:r>
+    </w:p>
+    <w:p>
+      <w:pPr>
+        <w:pStyle w:val="ListBullet"/>
+      </w:pPr>
+      <w:r>
+        <w:t>transmission – тип трансмиссии, тип данных string.</w:t>
+      </w:r>
+    </w:p>
+    <w:p>
+      <w:pPr>
+        <w:ind w:firstLine="709"/>
+        <w:jc w:val="both"/>
+      </w:pPr>
+      <w:r>
+        <w:t>Client – хранит данные о клиентах:</w:t>
+      </w:r>
+    </w:p>
+    <w:p>
+      <w:pPr>
+        <w:pStyle w:val="ListBullet"/>
+      </w:pPr>
+      <w:r>
+        <w:t>client_id – первичный ключ, тип данных integer;</w:t>
+      </w:r>
+    </w:p>
+    <w:p>
+      <w:pPr>
+        <w:pStyle w:val="ListBullet"/>
+      </w:pPr>
+      <w:r>
+        <w:t>fio – ФИО клиента, тип данных string;</w:t>
+      </w:r>
+    </w:p>
+    <w:p>
+      <w:pPr>
+        <w:pStyle w:val="ListBullet"/>
+      </w:pPr>
+      <w:r>
+        <w:t>phone – телефон, тип данных string;</w:t>
+      </w:r>
+    </w:p>
+    <w:p>
+      <w:pPr>
+        <w:pStyle w:val="ListBullet"/>
+      </w:pPr>
+      <w:r>
+        <w:t>address – адрес, тип данных string.</w:t>
+      </w:r>
+    </w:p>
+    <w:p>
+      <w:pPr>
+        <w:ind w:firstLine="709"/>
+        <w:jc w:val="both"/>
+      </w:pPr>
+      <w:r>
+        <w:t>PriceList – хранит прейскурант цен по моделям:</w:t>
+      </w:r>
+    </w:p>
+    <w:p>
+      <w:pPr>
+        <w:pStyle w:val="ListBullet"/>
+      </w:pPr>
+      <w:r>
+        <w:t>price_id – первичный ключ, тип данных integer;</w:t>
+      </w:r>
+    </w:p>
+    <w:p>
+      <w:pPr>
+        <w:pStyle w:val="ListBullet"/>
+      </w:pPr>
+      <w:r>
+        <w:t>model_id – внешний ключ из таблицы Model, тип данных integer;</w:t>
+      </w:r>
+    </w:p>
+    <w:p>
+      <w:pPr>
+        <w:pStyle w:val="ListBullet"/>
+      </w:pPr>
+      <w:r>
+        <w:t>year_of_manufacture – год выпуска, тип данных integer;</w:t>
+      </w:r>
+    </w:p>
+    <w:p>
+      <w:pPr>
+        <w:pStyle w:val="ListBullet"/>
+      </w:pPr>
+      <w:r>
+        <w:t>price – базовая цена, тип данных decimal (ограничение CHECK: больше 0);</w:t>
+      </w:r>
+    </w:p>
+    <w:p>
+      <w:pPr>
+        <w:pStyle w:val="ListBullet"/>
+      </w:pPr>
+      <w:r>
+        <w:t>prep_cost – стоимость предпродажной подготовки, тип данных decimal;</w:t>
+      </w:r>
+    </w:p>
+    <w:p>
+      <w:pPr>
+        <w:pStyle w:val="ListBullet"/>
+      </w:pPr>
+      <w:r>
+        <w:t>transport_cost – транспортные издержки, тип данных decimal.</w:t>
+      </w:r>
+    </w:p>
+    <w:p>
+      <w:pPr>
+        <w:ind w:firstLine="709"/>
+        <w:jc w:val="both"/>
+      </w:pPr>
+      <w:r>
+        <w:t>Order – хранит оформленные заказы (продажи):</w:t>
+      </w:r>
+    </w:p>
+    <w:p>
+      <w:pPr>
+        <w:pStyle w:val="ListBullet"/>
+      </w:pPr>
+      <w:r>
+        <w:t>order_id – первичный ключ, тип данных integer;</w:t>
+      </w:r>
+    </w:p>
+    <w:p>
+      <w:pPr>
+        <w:pStyle w:val="ListBullet"/>
+      </w:pPr>
+      <w:r>
+        <w:t>order_number – номер договора, тип данных string;</w:t>
+      </w:r>
+    </w:p>
+    <w:p>
+      <w:pPr>
+        <w:pStyle w:val="ListBullet"/>
+      </w:pPr>
+      <w:r>
+        <w:t>client_id – внешний ключ из таблицы Client, тип данных integer;</w:t>
+      </w:r>
+    </w:p>
+    <w:p>
+      <w:pPr>
+        <w:pStyle w:val="ListBullet"/>
+      </w:pPr>
+      <w:r>
+        <w:t>model_id – внешний ключ из таблицы Model, тип данных integer;</w:t>
+      </w:r>
+    </w:p>
+    <w:p>
+      <w:pPr>
+        <w:pStyle w:val="ListBullet"/>
+      </w:pPr>
+      <w:r>
+        <w:t>order_date – дата заказа, тип данных date;</w:t>
+      </w:r>
+    </w:p>
+    <w:p>
+      <w:pPr>
+        <w:pStyle w:val="ListBullet"/>
+      </w:pPr>
+      <w:r>
+        <w:t>total_cost – полная стоимость, тип данных decimal.</w:t>
+      </w:r>
+    </w:p>
+    <w:p>
+      <w:pPr>
+        <w:ind w:firstLine="709"/>
+        <w:jc w:val="both"/>
+      </w:pPr>
+      <w:r>
+        <w:t>Offer – связывает поставщиков и модели (отношение «многие-ко-многим»):</w:t>
+      </w:r>
+    </w:p>
+    <w:p>
+      <w:pPr>
+        <w:pStyle w:val="ListBullet"/>
+      </w:pPr>
+      <w:r>
+        <w:t>offer_id – первичный ключ, тип данных integer;</w:t>
+      </w:r>
+    </w:p>
+    <w:p>
+      <w:pPr>
+        <w:pStyle w:val="ListBullet"/>
+      </w:pPr>
+      <w:r>
+        <w:t>producer_id – внешний ключ из таблицы Producer, тип данных integer;</w:t>
+      </w:r>
+    </w:p>
+    <w:p>
+      <w:pPr>
+        <w:pStyle w:val="ListBullet"/>
+      </w:pPr>
+      <w:r>
+        <w:t>model_id – внешний ключ из таблицы Model, тип данных integer.</w:t>
+      </w:r>
+    </w:p>
+    <w:p>
+      <w:pPr>
+        <w:pStyle w:val="Heading2"/>
+      </w:pPr>
+      <w:r>
+        <w:rPr>
+          <w:color w:val="000000"/>
+        </w:rPr>
+        <w:t>2.2 Логическая структура программного продукта</w:t>
+      </w:r>
+    </w:p>
+    <w:p>
+      <w:pPr>
+        <w:ind w:firstLine="709"/>
+        <w:jc w:val="both"/>
+      </w:pPr>
+      <w:r>
+        <w:t>Программный продукт построен по архитектураю MVVM (Model-View-ViewModel). Слой Model представлен классами сущностей базы данных; слой View — XAML-разметкой вкладок; слой ViewModel — логикой привязок и команд. Такое разделение упрощает сопровождение и тестирование. Взаимодействие слоёв представлено на рисунке 2.2.</w:t>
+      </w:r>
+    </w:p>
+    <w:p>
+      <w:pPr>
+        <w:jc w:val="center"/>
+      </w:pPr>
+      <w:r>
+        <w:t>Рис. 2.2. Взаимодействие в архитектуре MVVM</w:t>
+      </w:r>
+    </w:p>
+    <w:p>
+      <w:pPr>
+        <w:pStyle w:val="Heading2"/>
+      </w:pPr>
+      <w:r>
+        <w:rPr>
+          <w:color w:val="000000"/>
+        </w:rPr>
+        <w:t>2.3 Основные конструкции и процедуры</w:t>
+      </w:r>
+    </w:p>
+    <w:p>
+      <w:pPr>
+        <w:ind w:firstLine="709"/>
+        <w:jc w:val="both"/>
+      </w:pPr>
+      <w:r>
+        <w:t>Ключевая конструкция системы — генерация свойств и команд инструментом CommunityToolkit.Mvvm. Базовый класс ObservableObject реализует интерфейс INotifyPropertyChanged, что является основой механизма привязки данных Avalonia. Команды описываются атрибутом [RelayCommand], что исключает написание вспомогательного кода.</w:t>
+      </w:r>
+    </w:p>
+    <w:p>
+      <w:pPr>
+        <w:jc w:val="center"/>
+      </w:pPr>
+      <w:r>
+        <w:t>Рис. 2.3. Пример ViewModel с ObservableObject</w:t>
+      </w:r>
+    </w:p>
+    <w:p>
+      <w:pPr>
+        <w:ind w:firstLine="709"/>
+        <w:jc w:val="both"/>
+      </w:pPr>
+      <w:r>
+        <w:t>Доступ к данным выполняется параметризованными SQL-запросами через Dapper (методы Query и Execute), что защищает от SQL-инъекций и упрощает отображение строк результата на объекты модели.</w:t>
+      </w:r>
+    </w:p>
+    <w:p>
+      <w:r>
+        <w:br w:type="page"/>
       </w:r>
     </w:p>
     <w:p>
@@ -195,77 +814,114 @@
         <w:rPr>
           <w:color w:val="000000"/>
         </w:rPr>
-        <w:t>3. Структура базы данных</w:t>
+        <w:t>3. Инициализация пользовательского интерфейса</w:t>
       </w:r>
     </w:p>
     <w:p>
       <w:pPr>
+        <w:ind w:firstLine="709"/>
         <w:jc w:val="both"/>
       </w:pPr>
       <w:r>
-        <w:rPr>
-          <w:b w:val="0"/>
-        </w:rPr>
-        <w:t>База данных спроектирована по предложенной ER-модели и состоит из шести таблиц:</w:t>
+        <w:t>При запуске приложения открывается главное окно с восемью вкладками: «Поставщики», «Модели», «Клиенты», «Прейскурант», «Продажи», «Отчёты», «Графики», «Импорт/Экспорт» (см. рис. 3.1 «Главное окно»). При первом запуске создаётся база данных autosales.db с демонстрационными данными.</w:t>
       </w:r>
     </w:p>
     <w:p>
       <w:pPr>
-        <w:pStyle w:val="ListBullet"/>
+        <w:jc w:val="center"/>
       </w:pPr>
       <w:r>
-        <w:t>Producer (поставщики): код, название компании, телефон, e-mail, сайт;</w:t>
+        <w:t>Рис. 3.1. «Главное окно»</w:t>
       </w:r>
     </w:p>
     <w:p>
       <w:pPr>
-        <w:pStyle w:val="ListBullet"/>
+        <w:ind w:firstLine="709"/>
+        <w:jc w:val="both"/>
       </w:pPr>
       <w:r>
-        <w:t>Model (модели): код модели, название, цвет, обивка, мощность двигателя, число дверей, тип трансмиссии;</w:t>
+        <w:t>Вкладки «Поставщики», «Модели», «Клиенты», «Прейскурант» служат для ведения справочников. Форма ввода расположена в верхней части вкладки, ниже отображается список записей. Для добавления достаточно заполнить поля и нажать кнопку «Добавить»; для удаления — выбрать запись в списке и нажать «Удалить выбранное». Некорректный ввод (например, буквы в числовом поле) отвергается с сообщением об ошибке внизу формы (см. рис. 3.2 «Вкладка Модели»).</w:t>
       </w:r>
     </w:p>
     <w:p>
       <w:pPr>
-        <w:pStyle w:val="ListBullet"/>
+        <w:jc w:val="center"/>
       </w:pPr>
       <w:r>
-        <w:t>Client (клиенты): ФИО, телефон, адрес;</w:t>
+        <w:t>Рис. 3.2. «Вкладка Модели»</w:t>
       </w:r>
     </w:p>
     <w:p>
       <w:pPr>
-        <w:pStyle w:val="ListBullet"/>
+        <w:ind w:firstLine="709"/>
+        <w:jc w:val="both"/>
       </w:pPr>
       <w:r>
-        <w:t>PriceList (прейскурант): модель, год выпуска, цена, стоимость предпродажной подготовки, транспортные издержки;</w:t>
+        <w:t>Вкладка «Продажи» предназначена для оформления заказов. Пользователь выбирает клиента и модель из выпадающих списков, программа рассчитывает полную стоимость (цена + подготовка + транспорт) и при нажатии на кнопку «Оформить продажу» создаёт заказ с автоматически сгенерированным номером договора (см. рис. 3.3 «Вкладка Продажи»).</w:t>
       </w:r>
     </w:p>
     <w:p>
       <w:pPr>
-        <w:pStyle w:val="ListBullet"/>
+        <w:jc w:val="center"/>
       </w:pPr>
       <w:r>
-        <w:t>Order (заказы/продажи): номер договора, клиент, модель, дата, полная стоимость;</w:t>
+        <w:t>Рис. 3.3. «Вкладка Продажи»</w:t>
       </w:r>
     </w:p>
     <w:p>
       <w:pPr>
-        <w:pStyle w:val="ListBullet"/>
+        <w:ind w:firstLine="709"/>
+        <w:jc w:val="both"/>
       </w:pPr>
       <w:r>
-        <w:t>Offer (предложения): связь «многие-ко-многим» между поставщиками и моделями.</w:t>
+        <w:t>Вкладка «Отчёты» содержит пять аналитических отчётов: сводка по поставщикам, сводка по моделям, сводка по клиентам, непроданные модели и доходность по моделям. Отчёт выводится таблицей; кнопки выгрузки сохраняют его в CSV, Excel или PDF (см. рис. 3.4 «Вкладка Отчёты»).</w:t>
       </w:r>
     </w:p>
     <w:p>
       <w:pPr>
+        <w:jc w:val="center"/>
+      </w:pPr>
+      <w:r>
+        <w:t>Рис. 3.4. «Вкладка Отчёты»</w:t>
+      </w:r>
+    </w:p>
+    <w:p>
+      <w:pPr>
+        <w:ind w:firstLine="709"/>
         <w:jc w:val="both"/>
       </w:pPr>
       <w:r>
-        <w:rPr>
-          <w:b w:val="0"/>
-        </w:rPr>
-        <w:t>Для цены задано ограничение целостности CHECK (Price &gt; 0). Полная стоимость заказа вычисляется как сумма цены, предпродажной подготовки и транспортных издержек.</w:t>
+        <w:t>Вкладка «Графики» отображает четыре вида диаграмм: продажи по моделям, долю поставщиков, динамику продаж по месяцам и гистограмму цен. Кнопка «Сохранить» записывает диаграмму в PNG (см. рис. 3.5 «Вкладка Графики»).</w:t>
+      </w:r>
+    </w:p>
+    <w:p>
+      <w:pPr>
+        <w:jc w:val="center"/>
+      </w:pPr>
+      <w:r>
+        <w:t>Рис. 3.5. «Вкладка Графики»</w:t>
+      </w:r>
+    </w:p>
+    <w:p>
+      <w:pPr>
+        <w:ind w:firstLine="709"/>
+        <w:jc w:val="both"/>
+      </w:pPr>
+      <w:r>
+        <w:t>Вкладка «Импорт/Экспорт» позволяет загрузить данные из файлов CSV, JSON или XML и выгрузить таблицы в CSV, JSON, XML, Excel либо сформировать полный PDF-отчёт с диаграммой. Результат операции выводится в журнал на вкладке (см. рис. 3.6 «Вкладка Импорт/Экспорт»).</w:t>
+      </w:r>
+    </w:p>
+    <w:p>
+      <w:pPr>
+        <w:jc w:val="center"/>
+      </w:pPr>
+      <w:r>
+        <w:t>Рис. 3.6. «Вкладка Импорт/Экспорт»</w:t>
+      </w:r>
+    </w:p>
+    <w:p>
+      <w:r>
+        <w:br w:type="page"/>
       </w:r>
     </w:p>
     <w:p>
@@ -276,70 +932,47 @@
         <w:rPr>
           <w:color w:val="000000"/>
         </w:rPr>
-        <w:t>4. Реализованная функциональность</w:t>
+        <w:t>Заключение</w:t>
       </w:r>
     </w:p>
     <w:p>
       <w:pPr>
+        <w:ind w:firstLine="709"/>
         <w:jc w:val="both"/>
       </w:pPr>
       <w:r>
-        <w:rPr>
-          <w:b w:val="0"/>
-        </w:rPr>
-        <w:t>Приложение содержит восемь вкладок:</w:t>
+        <w:t>В ходе выполнения курсовой работы была разработана система управления базой данных учёта поставщиков автомобилей — законченное настольное приложение, охватывающее ведение справочников, оформление продаж, аналитические отчёты, интерактивные графики и обмен данными в форматах CSV, JSON, XML, Excel и PDF.</w:t>
       </w:r>
     </w:p>
     <w:p>
       <w:pPr>
-        <w:pStyle w:val="ListBullet"/>
+        <w:ind w:firstLine="709"/>
+        <w:jc w:val="both"/>
       </w:pPr>
       <w:r>
-        <w:t>«Поставщики», «Модели», «Клиенты», «Прейскурант» — ведение справочников с валидацией вводимых данных;</w:t>
+        <w:t>Главное место в архитектуре занимает паттерн MVVM в сочетании с кроссплатформенным фреймворком Avalonia UI; доступ к данным выполняется через SQLite и Dapper. Практическое освоение этих технологий позволило получить опыт проектирования реляционных баз данных и построения кроссплатформенных приложений на .NET.</w:t>
       </w:r>
     </w:p>
     <w:p>
       <w:pPr>
-        <w:pStyle w:val="ListBullet"/>
+        <w:ind w:firstLine="709"/>
+        <w:jc w:val="both"/>
       </w:pPr>
       <w:r>
-        <w:t>«Продажи» — оформление заказа: выбор клиента и модели, автоматическое формирование номера договора, расчёт полной стоимости;</w:t>
+        <w:t>В результате выполненной работы разработан рабочий прототип с интуитивным интерфейсом, эффективными SQL-выборками и устойчивой валидацией пользовательского ввода.</w:t>
       </w:r>
     </w:p>
     <w:p>
       <w:pPr>
-        <w:pStyle w:val="ListBullet"/>
+        <w:ind w:firstLine="709"/>
+        <w:jc w:val="both"/>
       </w:pPr>
-      <w:r>
-        <w:t>«Отчёты» — пять аналитических отчётов: сводки по поставщикам, по моделям, по клиентам, перечень непроданных моделей, доходность по моделям;</w:t>
-      </w:r>
     </w:p>
     <w:p>
       <w:pPr>
-        <w:pStyle w:val="ListBullet"/>
-      </w:pPr>
-      <w:r>
-        <w:t>«Графики» — продажи по моделям, доля поставщиков, динамика продаж по месяцам, гистограмма распределения цен; графики сохраняются в PNG;</w:t>
-      </w:r>
-    </w:p>
-    <w:p>
-      <w:pPr>
-        <w:pStyle w:val="ListBullet"/>
-      </w:pPr>
-      <w:r>
-        <w:t>«Импорт/Экспорт» — загрузка и выгрузка данных в форматах CSV, JSON, XML, Excel, а также формирование PDF-отчёта с диаграммой.</w:t>
-      </w:r>
-    </w:p>
-    <w:p>
-      <w:pPr>
+        <w:ind w:firstLine="709"/>
         <w:jc w:val="both"/>
       </w:pPr>
-      <w:r>
-        <w:rPr>
-          <w:b w:val="0"/>
-        </w:rPr>
-        <w:t>Валидация пользовательского ввода выполняется на уровне модели представления: некорректные значения (числа, e-mail) не приводят к аварийному завершению, а сопровождаются информативными сообщениями об ошибках.</w:t>
-      </w:r>
     </w:p>
     <w:p>
       <w:pPr>
@@ -349,23 +982,44 @@
         <w:rPr>
           <w:color w:val="000000"/>
         </w:rPr>
-        <w:t>5. Выводы</w:t>
+        <w:t>Список использованных источников</w:t>
       </w:r>
     </w:p>
     <w:p>
-      <w:pPr>
-        <w:jc w:val="both"/>
-      </w:pPr>
       <w:r>
         <w:rPr>
           <w:b w:val="0"/>
         </w:rPr>
-        <w:t>В результате выполнения курсовой работы разработано кроссплатформенное приложение, реализующее полный цикл учёта поставщиков автомобилей: ведение справочников, оформление продаж, аналитические отчёты, визуализация данных и обмен данными во внешних форматах. Применённые технологии (Avalonia, MVVM, SQLite, LiveCharts, EPPlus, iTextSharp) обеспечили модульность решения, корректную работу в разных операционных системах и расширяемость функциональности.</w:t>
+        <w:t>1. metanit.com: Сайт. URL: https://metanit.com/</w:t>
+      </w:r>
+    </w:p>
+    <w:p>
+      <w:r>
+        <w:rPr>
+          <w:b w:val="0"/>
+        </w:rPr>
+        <w:t>2. learn.microsoft.com: Сайт. URL: https://learn.microsoft.com/ru-ru/dotnet/</w:t>
+      </w:r>
+    </w:p>
+    <w:p>
+      <w:r>
+        <w:rPr>
+          <w:b w:val="0"/>
+        </w:rPr>
+        <w:t>3. avaloniaui.net: Сайт. URL: https://docs.avaloniaui.net/</w:t>
+      </w:r>
+    </w:p>
+    <w:p>
+      <w:r>
+        <w:rPr>
+          <w:b w:val="0"/>
+        </w:rPr>
+        <w:t>4. Режим доступа: для не зарегистрированных пользователей</w:t>
       </w:r>
     </w:p>
     <w:sectPr>
       <w:pgSz w:w="12240" w:h="15840"/>
-      <w:pgMar w:top="1440" w:right="1800" w:bottom="1440" w:left="1800" w:header="720" w:footer="720" w:gutter="0"/>
+      <w:pgMar w:top="1134" w:right="850" w:bottom="1134" w:left="1701" w:header="720" w:footer="720" w:gutter="0"/>
       <w:cols w:space="720"/>
       <w:docGrid w:linePitch="360"/>
     </w:sectPr>
